--- a/docs/架构总览.docx
+++ b/docs/架构总览.docx
@@ -165,7 +165,7 @@
           <w:sz w:val="19"/>
           <w:lang w:val="en-US" w:eastAsia="zh-CN"/>
         </w:rPr>
-        <w:t>│  宪法（只读）      系统提示（纪律）      工具（17 个）          │</w:t>
+        <w:t>│  宪法（只读）      系统提示（纪律）      工具（19 个）          │</w:t>
       </w:r>
     </w:p>
     <w:p>
@@ -416,7 +416,7 @@
           <w:rFonts w:ascii="Microsoft YaHei" w:hAnsi="Microsoft YaHei" w:eastAsia="Microsoft YaHei"/>
           <w:lang w:val="en-US" w:eastAsia="zh-CN"/>
         </w:rPr>
-        <w:t>17 个可调用接口</w:t>
+        <w:t>19 个可调用接口</w:t>
       </w:r>
     </w:p>
     <w:p>
@@ -1396,7 +1396,7 @@
           <w:sz w:val="19"/>
           <w:lang w:val="en-US" w:eastAsia="zh-CN"/>
         </w:rPr>
-        <w:t xml:space="preserve">   → 从被遮蔽区域抽"三类硬事实"（工具失败 / 用户原话 / 负面结论 + 有界原文）</w:t>
+        <w:t xml:space="preserve">   → 从被遮蔽区域抽"三类硬事实"（工具失败 / 用户原话 / 负面结论）</w:t>
       </w:r>
     </w:p>
     <w:p>
@@ -1409,7 +1409,7 @@
           <w:sz w:val="19"/>
           <w:lang w:val="en-US" w:eastAsia="zh-CN"/>
         </w:rPr>
-        <w:t xml:space="preserve">   → 存成一条记忆 → 往会话里注入一句指针（含记忆 id）</w:t>
+        <w:t xml:space="preserve">   → 有硬事实才存一条**事实卡**（不存 4K 原文，7 天后自动清理）</w:t>
       </w:r>
     </w:p>
     <w:p>
@@ -1422,7 +1422,20 @@
           <w:sz w:val="19"/>
           <w:lang w:val="en-US" w:eastAsia="zh-CN"/>
         </w:rPr>
-        <w:t xml:space="preserve">   → 模型下一步看到"刚才那段存在哪"</w:t>
+        <w:t xml:space="preserve">   → 往会话里注入提醒：**直接带最多 3 条负面结论 / 3 条工具失败** + 记忆 id</w:t>
+      </w:r>
+    </w:p>
+    <w:p>
+      <w:pPr>
+        <w:spacing w:after="0"/>
+      </w:pPr>
+      <w:r>
+        <w:rPr>
+          <w:rFonts w:ascii="Consolas" w:hAnsi="Consolas" w:eastAsia="Microsoft YaHei"/>
+          <w:sz w:val="19"/>
+          <w:lang w:val="en-US" w:eastAsia="zh-CN"/>
+        </w:rPr>
+        <w:t xml:space="preserve">   → 模型下一步就看到"别再试"和原文存在哪（不保证它会 open，提醒是唯一保证通道）</w:t>
       </w:r>
     </w:p>
     <w:p>
@@ -1636,47 +1649,44 @@
           <w:b/>
           <w:lang w:val="en-US" w:eastAsia="zh-CN"/>
         </w:rPr>
-        <w:t>同一张图也能给自己的活开</w:t>
+        <w:t>任务图是任务档案/寻址空间</w:t>
       </w:r>
       <w:r>
         <w:rPr>
           <w:rFonts w:ascii="Microsoft YaHei" w:hAnsi="Microsoft YaHei" w:eastAsia="Microsoft YaHei"/>
           <w:lang w:val="en-US" w:eastAsia="zh-CN"/>
         </w:rPr>
-        <w:t>：不派活时，主模型自己处理"会跨会话 / 会被折叠 / 有并行分支 / 需要事后交代"的任务，</w:t>
-      </w:r>
-    </w:p>
-    <w:p>
-      <w:r>
-        <w:rPr>
-          <w:rFonts w:ascii="Microsoft YaHei" w:hAnsi="Microsoft YaHei" w:eastAsia="Microsoft YaHei"/>
-          <w:lang w:val="en-US" w:eastAsia="zh-CN"/>
-        </w:rPr>
-        <w:t>一样先开图、边做边填、最后收尾。判据写在系统提示里，好处是</w:t>
+        <w:t>：要派活、会跨会话（或折叠后接着做）、或会产出多条以后要找的记忆时开图；未完成的步骤用宿主 todo，图只记已完成里程碑、依赖与重要结论（</w:t>
       </w:r>
       <w:r>
         <w:rPr>
-          <w:rFonts w:ascii="Microsoft YaHei" w:hAnsi="Microsoft YaHei" w:eastAsia="Microsoft YaHei"/>
-          <w:b/>
+          <w:rFonts w:ascii="Consolas" w:hAnsi="Consolas" w:eastAsia="Microsoft YaHei"/>
+          <w:sz w:val="19"/>
           <w:lang w:val="en-US" w:eastAsia="zh-CN"/>
         </w:rPr>
-        <w:t>计划与中间结果折不掉、收尾时有据可依</w:t>
+        <w:t>conclusion</w:t>
       </w:r>
       <w:r>
         <w:rPr>
           <w:rFonts w:ascii="Microsoft YaHei" w:hAnsi="Microsoft YaHei" w:eastAsia="Microsoft YaHei"/>
           <w:lang w:val="en-US" w:eastAsia="zh-CN"/>
         </w:rPr>
-        <w:t>；</w:t>
+        <w:t xml:space="preserve"> 标签，不复制正文）；跨会话续接开新图并用 </w:t>
       </w:r>
-    </w:p>
-    <w:p>
+      <w:r>
+        <w:rPr>
+          <w:rFonts w:ascii="Consolas" w:hAnsi="Consolas" w:eastAsia="Microsoft YaHei"/>
+          <w:sz w:val="19"/>
+          <w:lang w:val="en-US" w:eastAsia="zh-CN"/>
+        </w:rPr>
+        <w:t>links</w:t>
+      </w:r>
       <w:r>
         <w:rPr>
           <w:rFonts w:ascii="Microsoft YaHei" w:hAnsi="Microsoft YaHei" w:eastAsia="Microsoft YaHei"/>
           <w:lang w:val="en-US" w:eastAsia="zh-CN"/>
         </w:rPr>
-        <w:t>代价是多几次往返 —— 所以单会话的小事不开图。</w:t>
+        <w:t xml:space="preserve"> 链接旧图，不改旧图。代价是几趟往返，所以单会话的小事不开图。</w:t>
       </w:r>
     </w:p>
     <w:p>
